--- a/docs/proposal/โครงการฝึกอบรม Data Skills with Python (ฉบับ กบค.).docx
+++ b/docs/proposal/โครงการฝึกอบรม Data Skills with Python (ฉบับ กบค.).docx
@@ -212,7 +212,7 @@
           <w:sz w:val="32"/>
           <w:szCs w:val="32"/>
         </w:rPr>
-        <w:t>2 วัน (รวม 11 ชั่วโมง 30 นาที) เวลา 09:00 - 16:00 น. ณ ห้องฝึกอบรม สถาบันมาตรวิทยาแห่งชาติ</w:t>
+        <w:t>2 วัน (รวม 12 ชั่วโมง) เวลา 09:00 - 16:00 น. ณ ห้องฝึกอบรม สถาบันมาตรวิทยาแห่งชาติ</w:t>
       </w:r>
     </w:p>
     <w:p>
@@ -296,7 +296,7 @@
           <w:sz w:val="32"/>
           <w:szCs w:val="32"/>
         </w:rPr>
-        <w:t>โครงการนี้ออกแบบสำหรับผู้เริ่มต้นโดยเฉพาะ ผู้เรียนไม่จำเป็นต้องมีพื้นฐานการเขียนโปรแกรม เน้นการเรียนรู้แบบ Code-Along คือรันโค้ดต้นแบบที่วิทยากรเตรียมไว้ พร้อมอธิบายเหตุผลว่าแต่ละหัวข้อจำเป็นต่องานประจำวันอย่างไร และปิดท้ายด้วย Mini Project ที่ผู้เรียนได้ลงมือทำครบวงจรกับข้อมูลของตนเอง ทักษะที่ได้จากหลักสูตรนี้ยังเป็นรากฐานสำหรับหลักสูตรการวิเคราะห์ข้อมูลขั้นสูงที่จะจัดต่อไป</w:t>
+        <w:t>โครงการนี้ออกแบบสำหรับผู้เริ่มต้นโดยเฉพาะ ผู้เรียนไม่จำเป็นต้องมีพื้นฐานการเขียนโปรแกรม เน้นการเรียนรู้แบบ Code-Along คือรันโค้ดต้นแบบที่วิทยากรเตรียมไว้ พร้อมอธิบายเหตุผลว่าแต่ละหัวข้อจำเป็นต่องานประจำวันอย่างไร และปิดท้ายด้วยแบบฝึกปิดท้ายที่ผู้เรียนได้ลงมือทำครบวงจรกับข้อมูลจริง ทักษะที่ได้จากหลักสูตรนี้ยังเป็นรากฐานสำหรับหลักสูตรการวิเคราะห์ข้อมูลขั้นสูงที่จะจัดต่อไป</w:t>
       </w:r>
     </w:p>
     <w:p>
@@ -370,7 +370,7 @@
           <w:sz w:val="32"/>
           <w:szCs w:val="32"/>
         </w:rPr>
-        <w:t>4. สร้างการพยากรณ์แนวโน้มอย่างง่าย (trend line / moving average) ได้ พร้อมประเมินได้ว่าการพยากรณ์เชื่อถือได้แค่ไหน และประยุกต์ใช้กระบวนการทั้งหมดกับข้อมูลของตนเองใน Mini Project</w:t>
+        <w:t>4. สร้างการพยากรณ์แนวโน้มอย่างง่าย (trend line / moving average) ได้ พร้อมประเมินได้ว่าการพยากรณ์เชื่อถือได้แค่ไหน และประยุกต์ใช้กระบวนการทั้งหมดกับข้อมูลของตนเองในแบบฝึกปิดท้ายและช่วง Flex</w:t>
       </w:r>
     </w:p>
     <w:p>
@@ -397,7 +397,7 @@
           <w:sz w:val="32"/>
           <w:szCs w:val="32"/>
         </w:rPr>
-        <w:t>3. กำหนดการ วันที่ 1: จัดการข้อมูลเป็น — จากไฟล์ดิบสู่ตารางสะอาด</w:t>
+        <w:t>3. กำหนดการ วันที่ 1: เขียนโปรแกรมกับข้อมูลเป็น — จากไฟล์ดิบสู่กราฟที่สื่อสารได้</w:t>
       </w:r>
     </w:p>
     <w:tbl>
@@ -546,7 +546,7 @@
                 <w:sz w:val="30"/>
                 <w:szCs w:val="30"/>
               </w:rPr>
-              <w:t>09:30 - 10:30</w:t>
+              <w:t>09:30 - 10:00</w:t>
             </w:r>
           </w:p>
         </w:tc>
@@ -565,7 +565,7 @@
                 <w:sz w:val="32"/>
                 <w:szCs w:val="32"/>
               </w:rPr>
-              <w:t>Session 1: ข้อมูลรอบตัวเรา</w:t>
+              <w:t>M1: ข้อมูลรอบตัวเรา + Python primer</w:t>
             </w:r>
           </w:p>
           <w:p>
@@ -607,7 +607,7 @@
                 <w:sz w:val="30"/>
                 <w:szCs w:val="30"/>
               </w:rPr>
-              <w:t>• ทำไมต้องเรียนเรื่องนี้: งานเอกสารและรายงานส่วนใหญ่เริ่มจาก "ไฟล์ข้อมูล" เมื่อเข้าใจโครงสร้างของไฟล์และขีดจำกัดของเครื่องมือเดิม จะรู้ว่าเมื่อไหร่ควรเปลี่ยนไปใช้เครื่องมือที่ทำซ้ำได้และตรวจสอบได้</w:t>
+              <w:t>• แนะนำสภาพแวดล้อมการทำงาน (Jupyter Notebook) และการรันคำสั่งทีละเซลล์</w:t>
             </w:r>
           </w:p>
         </w:tc>
@@ -647,66 +647,7 @@
                 <w:sz w:val="30"/>
                 <w:szCs w:val="30"/>
               </w:rPr>
-              <w:t>10:30 - 10:45</w:t>
-            </w:r>
-          </w:p>
-        </w:tc>
-        <w:tc>
-          <w:tcPr>
-            <w:tcW w:type="dxa" w:w="6690"/>
-          </w:tcPr>
-          <w:p>
-            <w:pPr>
-              <w:spacing w:after="0"/>
-            </w:pPr>
-            <w:r>
-              <w:rPr>
-                <w:rFonts w:ascii="TH Sarabun New" w:hAnsi="TH Sarabun New" w:cs="TH Sarabun New"/>
-                <w:b w:val="0"/>
-                <w:sz w:val="30"/>
-                <w:szCs w:val="30"/>
-              </w:rPr>
-              <w:t>พักรับประทานอาหารว่าง</w:t>
-            </w:r>
-          </w:p>
-        </w:tc>
-        <w:tc>
-          <w:tcPr>
-            <w:tcW w:type="dxa" w:w="2268"/>
-          </w:tcPr>
-          <w:p>
-            <w:pPr>
-              <w:spacing w:after="0"/>
-            </w:pPr>
-            <w:r>
-              <w:rPr>
-                <w:rFonts w:ascii="TH Sarabun New" w:hAnsi="TH Sarabun New" w:cs="TH Sarabun New"/>
-                <w:b w:val="0"/>
-                <w:sz w:val="30"/>
-                <w:szCs w:val="30"/>
-              </w:rPr>
-              <w:t>พัก</w:t>
-            </w:r>
-          </w:p>
-        </w:tc>
-      </w:tr>
-      <w:tr>
-        <w:tc>
-          <w:tcPr>
-            <w:tcW w:type="dxa" w:w="1814"/>
-          </w:tcPr>
-          <w:p>
-            <w:pPr>
-              <w:spacing w:after="0"/>
-            </w:pPr>
-            <w:r>
-              <w:rPr>
-                <w:rFonts w:ascii="TH Sarabun New" w:hAnsi="TH Sarabun New" w:cs="TH Sarabun New"/>
-                <w:b w:val="0"/>
-                <w:sz w:val="30"/>
-                <w:szCs w:val="30"/>
-              </w:rPr>
-              <w:t>10:45 - 12:00</w:t>
+              <w:t>10:00 - 11:00</w:t>
             </w:r>
           </w:p>
         </w:tc>
@@ -725,21 +666,7 @@
                 <w:sz w:val="32"/>
                 <w:szCs w:val="32"/>
               </w:rPr>
-              <w:t>Session 2: Python จากศูนย์</w:t>
-            </w:r>
-          </w:p>
-          <w:p>
-            <w:pPr>
-              <w:spacing w:after="0"/>
-            </w:pPr>
-            <w:r>
-              <w:rPr>
-                <w:rFonts w:ascii="TH Sarabun New" w:hAnsi="TH Sarabun New" w:cs="TH Sarabun New"/>
-                <w:b w:val="0"/>
-                <w:sz w:val="30"/>
-                <w:szCs w:val="30"/>
-              </w:rPr>
-              <w:t>• แนะนำสภาพแวดล้อมการทำงาน (Jupyter Notebook) และการรันคำสั่งทีละเซลล์</w:t>
+              <w:t>M1 (ต่อ): Python จากศูนย์</w:t>
             </w:r>
           </w:p>
           <w:p>
@@ -849,66 +776,7 @@
                 <w:sz w:val="30"/>
                 <w:szCs w:val="30"/>
               </w:rPr>
-              <w:t>12:00 - 12:45</w:t>
-            </w:r>
-          </w:p>
-        </w:tc>
-        <w:tc>
-          <w:tcPr>
-            <w:tcW w:type="dxa" w:w="6690"/>
-          </w:tcPr>
-          <w:p>
-            <w:pPr>
-              <w:spacing w:after="0"/>
-            </w:pPr>
-            <w:r>
-              <w:rPr>
-                <w:rFonts w:ascii="TH Sarabun New" w:hAnsi="TH Sarabun New" w:cs="TH Sarabun New"/>
-                <w:b w:val="0"/>
-                <w:sz w:val="30"/>
-                <w:szCs w:val="30"/>
-              </w:rPr>
-              <w:t>พักรับประทานอาหารกลางวัน</w:t>
-            </w:r>
-          </w:p>
-        </w:tc>
-        <w:tc>
-          <w:tcPr>
-            <w:tcW w:type="dxa" w:w="2268"/>
-          </w:tcPr>
-          <w:p>
-            <w:pPr>
-              <w:spacing w:after="0"/>
-            </w:pPr>
-            <w:r>
-              <w:rPr>
-                <w:rFonts w:ascii="TH Sarabun New" w:hAnsi="TH Sarabun New" w:cs="TH Sarabun New"/>
-                <w:b w:val="0"/>
-                <w:sz w:val="30"/>
-                <w:szCs w:val="30"/>
-              </w:rPr>
-              <w:t>พัก</w:t>
-            </w:r>
-          </w:p>
-        </w:tc>
-      </w:tr>
-      <w:tr>
-        <w:tc>
-          <w:tcPr>
-            <w:tcW w:type="dxa" w:w="1814"/>
-          </w:tcPr>
-          <w:p>
-            <w:pPr>
-              <w:spacing w:after="0"/>
-            </w:pPr>
-            <w:r>
-              <w:rPr>
-                <w:rFonts w:ascii="TH Sarabun New" w:hAnsi="TH Sarabun New" w:cs="TH Sarabun New"/>
-                <w:b w:val="0"/>
-                <w:sz w:val="30"/>
-                <w:szCs w:val="30"/>
-              </w:rPr>
-              <w:t>12:45 - 14:00</w:t>
+              <w:t>11:00 - 12:15</w:t>
             </w:r>
           </w:p>
         </w:tc>
@@ -927,7 +795,7 @@
                 <w:sz w:val="32"/>
                 <w:szCs w:val="32"/>
               </w:rPr>
-              <w:t>Session 3: จัดการตารางข้อมูลด้วย pandas</w:t>
+              <w:t>M2: จัดการตารางข้อมูลด้วย pandas</w:t>
             </w:r>
           </w:p>
           <w:p>
@@ -1051,7 +919,7 @@
                 <w:sz w:val="30"/>
                 <w:szCs w:val="30"/>
               </w:rPr>
-              <w:t>14:00 - 14:15</w:t>
+              <w:t>12:15 - 13:00</w:t>
             </w:r>
           </w:p>
         </w:tc>
@@ -1070,7 +938,7 @@
                 <w:sz w:val="30"/>
                 <w:szCs w:val="30"/>
               </w:rPr>
-              <w:t>พักรับประทานอาหารว่าง</w:t>
+              <w:t>พักรับประทานอาหารกลางวัน</w:t>
             </w:r>
           </w:p>
         </w:tc>
@@ -1110,7 +978,7 @@
                 <w:sz w:val="30"/>
                 <w:szCs w:val="30"/>
               </w:rPr>
-              <w:t>14:15 - 15:45</w:t>
+              <w:t>13:00 - 14:30</w:t>
             </w:r>
           </w:p>
         </w:tc>
@@ -1129,7 +997,7 @@
                 <w:sz w:val="32"/>
                 <w:szCs w:val="32"/>
               </w:rPr>
-              <w:t>Session 4: ข้อมูลไม่สะอาด</w:t>
+              <w:t>M3: ข้อมูลไม่สะอาด</w:t>
             </w:r>
           </w:p>
           <w:p>
@@ -1253,7 +1121,7 @@
                 <w:sz w:val="30"/>
                 <w:szCs w:val="30"/>
               </w:rPr>
-              <w:t>15:45 - 16:00</w:t>
+              <w:t>14:30 - 14:45</w:t>
             </w:r>
           </w:p>
         </w:tc>
@@ -1272,7 +1140,7 @@
                 <w:sz w:val="30"/>
                 <w:szCs w:val="30"/>
               </w:rPr>
-              <w:t>สรุปประเด็นสำคัญประจำวัน ตอบข้อซักถาม และแนะนำเอกสารประกอบ</w:t>
+              <w:t>พักรับประทานอาหารว่าง</w:t>
             </w:r>
           </w:p>
         </w:tc>
@@ -1291,7 +1159,150 @@
                 <w:sz w:val="30"/>
                 <w:szCs w:val="30"/>
               </w:rPr>
-              <w:t>สรุป</w:t>
+              <w:t>พัก</w:t>
+            </w:r>
+          </w:p>
+        </w:tc>
+      </w:tr>
+      <w:tr>
+        <w:tc>
+          <w:tcPr>
+            <w:tcW w:type="dxa" w:w="1814"/>
+          </w:tcPr>
+          <w:p>
+            <w:pPr>
+              <w:spacing w:after="0"/>
+            </w:pPr>
+            <w:r>
+              <w:rPr>
+                <w:rFonts w:ascii="TH Sarabun New" w:hAnsi="TH Sarabun New" w:cs="TH Sarabun New"/>
+                <w:b w:val="0"/>
+                <w:sz w:val="30"/>
+                <w:szCs w:val="30"/>
+              </w:rPr>
+              <w:t>14:45 - 16:00</w:t>
+            </w:r>
+          </w:p>
+        </w:tc>
+        <w:tc>
+          <w:tcPr>
+            <w:tcW w:type="dxa" w:w="6690"/>
+          </w:tcPr>
+          <w:p>
+            <w:pPr>
+              <w:spacing w:after="0"/>
+            </w:pPr>
+            <w:r>
+              <w:rPr>
+                <w:rFonts w:ascii="TH Sarabun New" w:hAnsi="TH Sarabun New" w:cs="TH Sarabun New"/>
+                <w:b/>
+                <w:sz w:val="32"/>
+                <w:szCs w:val="32"/>
+              </w:rPr>
+              <w:t>M4: กราฟที่สื่อสารได้</w:t>
+            </w:r>
+          </w:p>
+          <w:p>
+            <w:pPr>
+              <w:spacing w:after="0"/>
+            </w:pPr>
+            <w:r>
+              <w:rPr>
+                <w:rFonts w:ascii="TH Sarabun New" w:hAnsi="TH Sarabun New" w:cs="TH Sarabun New"/>
+                <w:b w:val="0"/>
+                <w:sz w:val="30"/>
+                <w:szCs w:val="30"/>
+              </w:rPr>
+              <w:t>• เลือกชนิดกราฟให้ตรงคำถาม: การกระจาย (distribution) การเปรียบเทียบ (comparison) ความสัมพันธ์ (relationship)</w:t>
+            </w:r>
+          </w:p>
+          <w:p>
+            <w:pPr>
+              <w:spacing w:after="0"/>
+            </w:pPr>
+            <w:r>
+              <w:rPr>
+                <w:rFonts w:ascii="TH Sarabun New" w:hAnsi="TH Sarabun New" w:cs="TH Sarabun New"/>
+                <w:b w:val="0"/>
+                <w:sz w:val="30"/>
+                <w:szCs w:val="30"/>
+              </w:rPr>
+              <w:t>• พล็อตกราฟด้วย Matplotlib และหลักการจัดกราฟให้อ่านง่าย (ชื่อกราฟ แกน หน่วย)</w:t>
+            </w:r>
+          </w:p>
+          <w:p>
+            <w:pPr>
+              <w:spacing w:after="0"/>
+            </w:pPr>
+            <w:r>
+              <w:rPr>
+                <w:rFonts w:ascii="TH Sarabun New" w:hAnsi="TH Sarabun New" w:cs="TH Sarabun New"/>
+                <w:b/>
+                <w:sz w:val="32"/>
+                <w:szCs w:val="32"/>
+              </w:rPr>
+              <w:t>• Workshop 4 (Guided Code-Along):</w:t>
+            </w:r>
+          </w:p>
+          <w:p>
+            <w:pPr>
+              <w:spacing w:after="0"/>
+            </w:pPr>
+            <w:r>
+              <w:rPr>
+                <w:rFonts w:ascii="TH Sarabun New" w:hAnsi="TH Sarabun New" w:cs="TH Sarabun New"/>
+                <w:b w:val="0"/>
+                <w:sz w:val="30"/>
+                <w:szCs w:val="30"/>
+              </w:rPr>
+              <w:t>1. รันโค้ดวาดกราฟชนิดต่าง ๆ จากข้อมูลตัวอย่างจริง</w:t>
+            </w:r>
+          </w:p>
+          <w:p>
+            <w:pPr>
+              <w:spacing w:after="0"/>
+            </w:pPr>
+            <w:r>
+              <w:rPr>
+                <w:rFonts w:ascii="TH Sarabun New" w:hAnsi="TH Sarabun New" w:cs="TH Sarabun New"/>
+                <w:b w:val="0"/>
+                <w:sz w:val="30"/>
+                <w:szCs w:val="30"/>
+              </w:rPr>
+              <w:t>2. เลือกกราฟให้ตรงกับคำถามที่ต้องการตอบ แล้วปรับรายละเอียดให้สื่อสารได้</w:t>
+            </w:r>
+          </w:p>
+          <w:p>
+            <w:pPr>
+              <w:spacing w:after="0"/>
+            </w:pPr>
+            <w:r>
+              <w:rPr>
+                <w:rFonts w:ascii="TH Sarabun New" w:hAnsi="TH Sarabun New" w:cs="TH Sarabun New"/>
+                <w:b w:val="0"/>
+                <w:sz w:val="30"/>
+                <w:szCs w:val="30"/>
+              </w:rPr>
+              <w:t>• สรุปประเด็นสำคัญประจำวัน (ฝังท้ายโมดูล) และแนะนำเอกสารประกอบ</w:t>
+            </w:r>
+          </w:p>
+        </w:tc>
+        <w:tc>
+          <w:tcPr>
+            <w:tcW w:type="dxa" w:w="2268"/>
+          </w:tcPr>
+          <w:p>
+            <w:pPr>
+              <w:spacing w:after="0"/>
+            </w:pPr>
+            <w:r>
+              <w:rPr>
+                <w:rFonts w:ascii="TH Sarabun New" w:hAnsi="TH Sarabun New" w:cs="TH Sarabun New"/>
+                <w:b w:val="0"/>
+                <w:sz w:val="30"/>
+                <w:szCs w:val="30"/>
+              </w:rPr>
+              <w:t>Guided Hands-on (Code-Along)</w:t>
             </w:r>
           </w:p>
         </w:tc>
@@ -1411,7 +1422,7 @@
                 <w:sz w:val="30"/>
                 <w:szCs w:val="30"/>
               </w:rPr>
-              <w:t>09:00 - 10:15</w:t>
+              <w:t>09:00 - 10:30</w:t>
             </w:r>
           </w:p>
         </w:tc>
@@ -1430,7 +1441,7 @@
                 <w:sz w:val="32"/>
                 <w:szCs w:val="32"/>
               </w:rPr>
-              <w:t>Session 5: สถิติที่ใช้ได้จริง</w:t>
+              <w:t>M5: สถิติที่ใช้ได้จริง</w:t>
             </w:r>
           </w:p>
           <w:p>
@@ -1472,7 +1483,7 @@
                 <w:sz w:val="32"/>
                 <w:szCs w:val="32"/>
               </w:rPr>
-              <w:t>• Workshop 4 (Guided Code-Along):</w:t>
+              <w:t>• Workshop 5 (Guided Code-Along):</w:t>
             </w:r>
           </w:p>
           <w:p>
@@ -1540,66 +1551,7 @@
                 <w:sz w:val="30"/>
                 <w:szCs w:val="30"/>
               </w:rPr>
-              <w:t>10:15 - 10:30</w:t>
-            </w:r>
-          </w:p>
-        </w:tc>
-        <w:tc>
-          <w:tcPr>
-            <w:tcW w:type="dxa" w:w="6690"/>
-          </w:tcPr>
-          <w:p>
-            <w:pPr>
-              <w:spacing w:after="0"/>
-            </w:pPr>
-            <w:r>
-              <w:rPr>
-                <w:rFonts w:ascii="TH Sarabun New" w:hAnsi="TH Sarabun New" w:cs="TH Sarabun New"/>
-                <w:b w:val="0"/>
-                <w:sz w:val="30"/>
-                <w:szCs w:val="30"/>
-              </w:rPr>
-              <w:t>พักรับประทานอาหารว่าง</w:t>
-            </w:r>
-          </w:p>
-        </w:tc>
-        <w:tc>
-          <w:tcPr>
-            <w:tcW w:type="dxa" w:w="2268"/>
-          </w:tcPr>
-          <w:p>
-            <w:pPr>
-              <w:spacing w:after="0"/>
-            </w:pPr>
-            <w:r>
-              <w:rPr>
-                <w:rFonts w:ascii="TH Sarabun New" w:hAnsi="TH Sarabun New" w:cs="TH Sarabun New"/>
-                <w:b w:val="0"/>
-                <w:sz w:val="30"/>
-                <w:szCs w:val="30"/>
-              </w:rPr>
-              <w:t>พัก</w:t>
-            </w:r>
-          </w:p>
-        </w:tc>
-      </w:tr>
-      <w:tr>
-        <w:tc>
-          <w:tcPr>
-            <w:tcW w:type="dxa" w:w="1814"/>
-          </w:tcPr>
-          <w:p>
-            <w:pPr>
-              <w:spacing w:after="0"/>
-            </w:pPr>
-            <w:r>
-              <w:rPr>
-                <w:rFonts w:ascii="TH Sarabun New" w:hAnsi="TH Sarabun New" w:cs="TH Sarabun New"/>
-                <w:b w:val="0"/>
-                <w:sz w:val="30"/>
-                <w:szCs w:val="30"/>
-              </w:rPr>
-              <w:t>10:30 - 11:45</w:t>
+              <w:t>10:30 - 12:00</w:t>
             </w:r>
           </w:p>
         </w:tc>
@@ -1618,195 +1570,7 @@
                 <w:sz w:val="32"/>
                 <w:szCs w:val="32"/>
               </w:rPr>
-              <w:t>Session 6: กราฟที่สื่อสารได้</w:t>
-            </w:r>
-          </w:p>
-          <w:p>
-            <w:pPr>
-              <w:spacing w:after="0"/>
-            </w:pPr>
-            <w:r>
-              <w:rPr>
-                <w:rFonts w:ascii="TH Sarabun New" w:hAnsi="TH Sarabun New" w:cs="TH Sarabun New"/>
-                <w:b w:val="0"/>
-                <w:sz w:val="30"/>
-                <w:szCs w:val="30"/>
-              </w:rPr>
-              <w:t>• เลือกชนิดกราฟให้ตรงคำถาม: การกระจาย (distribution) การเปรียบเทียบ (comparison) ความสัมพันธ์ (relationship)</w:t>
-            </w:r>
-          </w:p>
-          <w:p>
-            <w:pPr>
-              <w:spacing w:after="0"/>
-            </w:pPr>
-            <w:r>
-              <w:rPr>
-                <w:rFonts w:ascii="TH Sarabun New" w:hAnsi="TH Sarabun New" w:cs="TH Sarabun New"/>
-                <w:b w:val="0"/>
-                <w:sz w:val="30"/>
-                <w:szCs w:val="30"/>
-              </w:rPr>
-              <w:t>• พล็อตกราฟด้วย Matplotlib และหลักการจัดกราฟให้อ่านง่าย (ชื่อกราฟ แกน หน่วย)</w:t>
-            </w:r>
-          </w:p>
-          <w:p>
-            <w:pPr>
-              <w:spacing w:after="0"/>
-            </w:pPr>
-            <w:r>
-              <w:rPr>
-                <w:rFonts w:ascii="TH Sarabun New" w:hAnsi="TH Sarabun New" w:cs="TH Sarabun New"/>
-                <w:b/>
-                <w:sz w:val="32"/>
-                <w:szCs w:val="32"/>
-              </w:rPr>
-              <w:t>• Workshop 5 (Guided Code-Along):</w:t>
-            </w:r>
-          </w:p>
-          <w:p>
-            <w:pPr>
-              <w:spacing w:after="0"/>
-            </w:pPr>
-            <w:r>
-              <w:rPr>
-                <w:rFonts w:ascii="TH Sarabun New" w:hAnsi="TH Sarabun New" w:cs="TH Sarabun New"/>
-                <w:b w:val="0"/>
-                <w:sz w:val="30"/>
-                <w:szCs w:val="30"/>
-              </w:rPr>
-              <w:t>1. รันโค้ดวาดกราฟชนิดต่าง ๆ จากข้อมูลตัวอย่างจริง</w:t>
-            </w:r>
-          </w:p>
-          <w:p>
-            <w:pPr>
-              <w:spacing w:after="0"/>
-            </w:pPr>
-            <w:r>
-              <w:rPr>
-                <w:rFonts w:ascii="TH Sarabun New" w:hAnsi="TH Sarabun New" w:cs="TH Sarabun New"/>
-                <w:b w:val="0"/>
-                <w:sz w:val="30"/>
-                <w:szCs w:val="30"/>
-              </w:rPr>
-              <w:t>2. เลือกกราฟให้ตรงกับคำถามที่ต้องการตอบ แล้วปรับรายละเอียดให้สื่อสารได้</w:t>
-            </w:r>
-          </w:p>
-        </w:tc>
-        <w:tc>
-          <w:tcPr>
-            <w:tcW w:type="dxa" w:w="2268"/>
-          </w:tcPr>
-          <w:p>
-            <w:pPr>
-              <w:spacing w:after="0"/>
-            </w:pPr>
-            <w:r>
-              <w:rPr>
-                <w:rFonts w:ascii="TH Sarabun New" w:hAnsi="TH Sarabun New" w:cs="TH Sarabun New"/>
-                <w:b w:val="0"/>
-                <w:sz w:val="30"/>
-                <w:szCs w:val="30"/>
-              </w:rPr>
-              <w:t>Guided Hands-on (Code-Along)</w:t>
-            </w:r>
-          </w:p>
-        </w:tc>
-      </w:tr>
-      <w:tr>
-        <w:tc>
-          <w:tcPr>
-            <w:tcW w:type="dxa" w:w="1814"/>
-          </w:tcPr>
-          <w:p>
-            <w:pPr>
-              <w:spacing w:after="0"/>
-            </w:pPr>
-            <w:r>
-              <w:rPr>
-                <w:rFonts w:ascii="TH Sarabun New" w:hAnsi="TH Sarabun New" w:cs="TH Sarabun New"/>
-                <w:b w:val="0"/>
-                <w:sz w:val="30"/>
-                <w:szCs w:val="30"/>
-              </w:rPr>
-              <w:t>11:45 - 12:30</w:t>
-            </w:r>
-          </w:p>
-        </w:tc>
-        <w:tc>
-          <w:tcPr>
-            <w:tcW w:type="dxa" w:w="6690"/>
-          </w:tcPr>
-          <w:p>
-            <w:pPr>
-              <w:spacing w:after="0"/>
-            </w:pPr>
-            <w:r>
-              <w:rPr>
-                <w:rFonts w:ascii="TH Sarabun New" w:hAnsi="TH Sarabun New" w:cs="TH Sarabun New"/>
-                <w:b w:val="0"/>
-                <w:sz w:val="30"/>
-                <w:szCs w:val="30"/>
-              </w:rPr>
-              <w:t>พักรับประทานอาหารกลางวัน</w:t>
-            </w:r>
-          </w:p>
-        </w:tc>
-        <w:tc>
-          <w:tcPr>
-            <w:tcW w:type="dxa" w:w="2268"/>
-          </w:tcPr>
-          <w:p>
-            <w:pPr>
-              <w:spacing w:after="0"/>
-            </w:pPr>
-            <w:r>
-              <w:rPr>
-                <w:rFonts w:ascii="TH Sarabun New" w:hAnsi="TH Sarabun New" w:cs="TH Sarabun New"/>
-                <w:b w:val="0"/>
-                <w:sz w:val="30"/>
-                <w:szCs w:val="30"/>
-              </w:rPr>
-              <w:t>พัก</w:t>
-            </w:r>
-          </w:p>
-        </w:tc>
-      </w:tr>
-      <w:tr>
-        <w:tc>
-          <w:tcPr>
-            <w:tcW w:type="dxa" w:w="1814"/>
-          </w:tcPr>
-          <w:p>
-            <w:pPr>
-              <w:spacing w:after="0"/>
-            </w:pPr>
-            <w:r>
-              <w:rPr>
-                <w:rFonts w:ascii="TH Sarabun New" w:hAnsi="TH Sarabun New" w:cs="TH Sarabun New"/>
-                <w:b w:val="0"/>
-                <w:sz w:val="30"/>
-                <w:szCs w:val="30"/>
-              </w:rPr>
-              <w:t>12:30 - 13:45</w:t>
-            </w:r>
-          </w:p>
-        </w:tc>
-        <w:tc>
-          <w:tcPr>
-            <w:tcW w:type="dxa" w:w="6690"/>
-          </w:tcPr>
-          <w:p>
-            <w:pPr>
-              <w:spacing w:after="0"/>
-            </w:pPr>
-            <w:r>
-              <w:rPr>
-                <w:rFonts w:ascii="TH Sarabun New" w:hAnsi="TH Sarabun New" w:cs="TH Sarabun New"/>
-                <w:b/>
-                <w:sz w:val="32"/>
-                <w:szCs w:val="32"/>
-              </w:rPr>
-              <w:t>Session 7: พยากรณ์อย่างง่าย</w:t>
+              <w:t>M6: พยากรณ์อย่างง่าย</w:t>
             </w:r>
           </w:p>
           <w:p>
@@ -1930,7 +1694,7 @@
                 <w:sz w:val="30"/>
                 <w:szCs w:val="30"/>
               </w:rPr>
-              <w:t>13:45 - 14:00</w:t>
+              <w:t>12:00 - 13:00</w:t>
             </w:r>
           </w:p>
         </w:tc>
@@ -1949,7 +1713,7 @@
                 <w:sz w:val="30"/>
                 <w:szCs w:val="30"/>
               </w:rPr>
-              <w:t>พักรับประทานอาหารว่าง</w:t>
+              <w:t>พักรับประทานอาหารกลางวัน</w:t>
             </w:r>
           </w:p>
         </w:tc>
@@ -1989,7 +1753,7 @@
                 <w:sz w:val="30"/>
                 <w:szCs w:val="30"/>
               </w:rPr>
-              <w:t>14:00 - 14:45</w:t>
+              <w:t>13:00 - 14:00</w:t>
             </w:r>
           </w:p>
         </w:tc>
@@ -2008,7 +1772,7 @@
                 <w:sz w:val="32"/>
                 <w:szCs w:val="32"/>
               </w:rPr>
-              <w:t>Session 8: ทำงานอัตโนมัติ</w:t>
+              <w:t>M7: ทำงานอัตโนมัติ</w:t>
             </w:r>
           </w:p>
           <w:p>
@@ -2104,7 +1868,7 @@
                 <w:sz w:val="30"/>
                 <w:szCs w:val="30"/>
               </w:rPr>
-              <w:t>14:45 - 15:40</w:t>
+              <w:t>14:00 - 14:30</w:t>
             </w:r>
           </w:p>
         </w:tc>
@@ -2123,7 +1887,7 @@
                 <w:sz w:val="32"/>
                 <w:szCs w:val="32"/>
               </w:rPr>
-              <w:t>Session 9: Mini Project</w:t>
+              <w:t>แบบฝึกปิดท้าย: Reproduce a Figure</w:t>
             </w:r>
           </w:p>
           <w:p>
@@ -2137,7 +1901,7 @@
                 <w:sz w:val="30"/>
                 <w:szCs w:val="30"/>
               </w:rPr>
-              <w:t>• ผู้เรียนเลือกข้อมูลของตนเอง (หรือชุดข้อมูลสำรองที่จัดเตรียมไว้) ทำครบวงจร: ไฟล์ดิบ → จัดการข้อมูล → กราฟ → พยากรณ์แนวโน้ม → รายงานสรุป</w:t>
+              <w:t>• ผู้เรียนลงมือทำรายบุคคล: รันกระบวนการครบวงจรจากไฟล์ดิบ จัดการข้อมูล และสร้างกราฟให้ได้ผลลัพธ์ตรงกับกราฟตัวอย่างที่กำหนด</w:t>
             </w:r>
           </w:p>
           <w:p>
@@ -2151,7 +1915,7 @@
                 <w:sz w:val="30"/>
                 <w:szCs w:val="30"/>
               </w:rPr>
-              <w:t>• วิทยากรและผู้ช่วยเดินให้คำแนะนำรายกลุ่ม (Coaching)</w:t>
+              <w:t>• เชื่อมโยงทักษะทั้งหมดของหลักสูตร (โหลดไฟล์ → จัดการข้อมูล → กราฟ → พยากรณ์แนวโน้ม)</w:t>
             </w:r>
           </w:p>
         </w:tc>
@@ -2170,7 +1934,153 @@
                 <w:sz w:val="30"/>
                 <w:szCs w:val="30"/>
               </w:rPr>
-              <w:t>Workshop (Group Work)</w:t>
+              <w:t>แบบฝึกหัดรายบุคคล</w:t>
+            </w:r>
+          </w:p>
+        </w:tc>
+      </w:tr>
+      <w:tr>
+        <w:tc>
+          <w:tcPr>
+            <w:tcW w:type="dxa" w:w="1814"/>
+          </w:tcPr>
+          <w:p>
+            <w:pPr>
+              <w:spacing w:after="0"/>
+            </w:pPr>
+            <w:r>
+              <w:rPr>
+                <w:rFonts w:ascii="TH Sarabun New" w:hAnsi="TH Sarabun New" w:cs="TH Sarabun New"/>
+                <w:b w:val="0"/>
+                <w:sz w:val="30"/>
+                <w:szCs w:val="30"/>
+              </w:rPr>
+              <w:t>14:30 - 15:30</w:t>
+            </w:r>
+          </w:p>
+        </w:tc>
+        <w:tc>
+          <w:tcPr>
+            <w:tcW w:type="dxa" w:w="6690"/>
+          </w:tcPr>
+          <w:p>
+            <w:pPr>
+              <w:spacing w:after="0"/>
+            </w:pPr>
+            <w:r>
+              <w:rPr>
+                <w:rFonts w:ascii="TH Sarabun New" w:hAnsi="TH Sarabun New" w:cs="TH Sarabun New"/>
+                <w:b/>
+                <w:sz w:val="32"/>
+                <w:szCs w:val="32"/>
+              </w:rPr>
+              <w:t>ช่วง Flex: ประยุกต์ใช้กับข้อมูลของผู้เรียน</w:t>
+            </w:r>
+          </w:p>
+          <w:p>
+            <w:pPr>
+              <w:spacing w:after="0"/>
+            </w:pPr>
+            <w:r>
+              <w:rPr>
+                <w:rFonts w:ascii="TH Sarabun New" w:hAnsi="TH Sarabun New" w:cs="TH Sarabun New"/>
+                <w:b w:val="0"/>
+                <w:sz w:val="30"/>
+                <w:szCs w:val="30"/>
+              </w:rPr>
+              <w:t>• ผู้เรียนนำกระบวนการทั้งหมดไปใช้กับไฟล์ข้อมูลงานของตนเอง (หรือชุดข้อมูลสำรองที่จัดเตรียมไว้)</w:t>
+            </w:r>
+          </w:p>
+          <w:p>
+            <w:pPr>
+              <w:spacing w:after="0"/>
+            </w:pPr>
+            <w:r>
+              <w:rPr>
+                <w:rFonts w:ascii="TH Sarabun New" w:hAnsi="TH Sarabun New" w:cs="TH Sarabun New"/>
+                <w:b w:val="0"/>
+                <w:sz w:val="30"/>
+                <w:szCs w:val="30"/>
+              </w:rPr>
+              <w:t>• วิทยากรและผู้ช่วยเดินให้คำแนะนำรายบุคคล (Coaching) ตอบข้อซักถาม และแนะนำแนวทางนำไปใช้ต่อในงานประจำวัน</w:t>
+            </w:r>
+          </w:p>
+        </w:tc>
+        <w:tc>
+          <w:tcPr>
+            <w:tcW w:type="dxa" w:w="2268"/>
+          </w:tcPr>
+          <w:p>
+            <w:pPr>
+              <w:spacing w:after="0"/>
+            </w:pPr>
+            <w:r>
+              <w:rPr>
+                <w:rFonts w:ascii="TH Sarabun New" w:hAnsi="TH Sarabun New" w:cs="TH Sarabun New"/>
+                <w:b w:val="0"/>
+                <w:sz w:val="30"/>
+                <w:szCs w:val="30"/>
+              </w:rPr>
+              <w:t>Workshop (Individual)</w:t>
+            </w:r>
+          </w:p>
+        </w:tc>
+      </w:tr>
+      <w:tr>
+        <w:tc>
+          <w:tcPr>
+            <w:tcW w:type="dxa" w:w="1814"/>
+          </w:tcPr>
+          <w:p>
+            <w:pPr>
+              <w:spacing w:after="0"/>
+            </w:pPr>
+            <w:r>
+              <w:rPr>
+                <w:rFonts w:ascii="TH Sarabun New" w:hAnsi="TH Sarabun New" w:cs="TH Sarabun New"/>
+                <w:b w:val="0"/>
+                <w:sz w:val="30"/>
+                <w:szCs w:val="30"/>
+              </w:rPr>
+              <w:t>15:30 - 15:40</w:t>
+            </w:r>
+          </w:p>
+        </w:tc>
+        <w:tc>
+          <w:tcPr>
+            <w:tcW w:type="dxa" w:w="6690"/>
+          </w:tcPr>
+          <w:p>
+            <w:pPr>
+              <w:spacing w:after="0"/>
+            </w:pPr>
+            <w:r>
+              <w:rPr>
+                <w:rFonts w:ascii="TH Sarabun New" w:hAnsi="TH Sarabun New" w:cs="TH Sarabun New"/>
+                <w:b w:val="0"/>
+                <w:sz w:val="30"/>
+                <w:szCs w:val="30"/>
+              </w:rPr>
+              <w:t>แบบทดสอบหลังการอบรม (Post-test) รายบุคคล</w:t>
+            </w:r>
+          </w:p>
+        </w:tc>
+        <w:tc>
+          <w:tcPr>
+            <w:tcW w:type="dxa" w:w="2268"/>
+          </w:tcPr>
+          <w:p>
+            <w:pPr>
+              <w:spacing w:after="0"/>
+            </w:pPr>
+            <w:r>
+              <w:rPr>
+                <w:rFonts w:ascii="TH Sarabun New" w:hAnsi="TH Sarabun New" w:cs="TH Sarabun New"/>
+                <w:b w:val="0"/>
+                <w:sz w:val="30"/>
+                <w:szCs w:val="30"/>
+              </w:rPr>
+              <w:t>ประเมินผล</w:t>
             </w:r>
           </w:p>
         </w:tc>
@@ -2210,7 +2120,7 @@
                 <w:sz w:val="30"/>
                 <w:szCs w:val="30"/>
               </w:rPr>
-              <w:t>• นำเสนอผลงาน Mini Project แบบรวดเร็ว (กลุ่มละ 2–3 นาที) พร้อมตอบคำถาม "ทำไมจึงเชื่อการพยากรณ์นี้ได้"</w:t>
+              <w:t>• สไลด์ "What's next": ทักษะที่ได้จากหลักสูตร (Python + ข้อมูลสะอาด + สถิติ + แนวโน้ม) คือรากฐานของการวิเคราะห์ข้อมูลขั้นสูงที่จะต่อยอดต่อไป</w:t>
             </w:r>
           </w:p>
           <w:p>
@@ -2224,21 +2134,7 @@
                 <w:sz w:val="30"/>
                 <w:szCs w:val="30"/>
               </w:rPr>
-              <w:t>• สไลด์ "What's next": ทักษะที่ได้วันนี้ (Python + ข้อมูลสะอาด + แนวโน้ม) คือรากฐานของการวิเคราะห์ข้อมูลขั้นสูงที่จะต่อยอดต่อไป</w:t>
-            </w:r>
-          </w:p>
-          <w:p>
-            <w:pPr>
-              <w:spacing w:after="0"/>
-            </w:pPr>
-            <w:r>
-              <w:rPr>
-                <w:rFonts w:ascii="TH Sarabun New" w:hAnsi="TH Sarabun New" w:cs="TH Sarabun New"/>
-                <w:b w:val="0"/>
-                <w:sz w:val="30"/>
-                <w:szCs w:val="30"/>
-              </w:rPr>
-              <w:t>• แบบทดสอบหลังการอบรม (Post-test) / ประเมินผล / ปิดการอบรม</w:t>
+              <w:t>• แบบสอบถามประเมินความพึงพอใจ และปิดการอบรม</w:t>
             </w:r>
           </w:p>
         </w:tc>
@@ -2257,7 +2153,7 @@
                 <w:sz w:val="30"/>
                 <w:szCs w:val="30"/>
               </w:rPr>
-              <w:t>นำเสนอ + กิจกรรมปิด</w:t>
+              <w:t>กิจกรรมปิด</w:t>
             </w:r>
           </w:p>
         </w:tc>
@@ -2352,6 +2248,21 @@
     </w:p>
     <w:p>
       <w:pPr>
+        <w:spacing w:after="0"/>
+        <w:ind w:left="425"/>
+      </w:pPr>
+      <w:r>
+        <w:rPr>
+          <w:rFonts w:ascii="TH Sarabun New" w:hAnsi="TH Sarabun New" w:cs="TH Sarabun New"/>
+          <w:b w:val="0"/>
+          <w:sz w:val="32"/>
+          <w:szCs w:val="32"/>
+        </w:rPr>
+        <w:t>• การเตรียมตัวของผู้เรียน: นำไฟล์ข้อมูลงานตัวเองมา 1 ไฟล์ (CSV/Excel, มีคอลัมน์เวลา + ตัวเลข, ประมาณ 50 แถวขึ้นไป) เพื่อใช้ประกอบช่วง Flex และแบบฝึกหัดภายในหลักสูตร</w:t>
+      </w:r>
+    </w:p>
+    <w:p>
+      <w:pPr>
         <w:spacing w:after="120" w:before="0"/>
       </w:pPr>
       <w:r>
@@ -2419,7 +2330,7 @@
           <w:sz w:val="32"/>
           <w:szCs w:val="32"/>
         </w:rPr>
-        <w:t>• ผลงาน Mini Project รายกลุ่ม ที่แสดงกระบวนการทำงานครบวงจร และตอบได้ว่าการพยากรณ์เชื่อถือได้แค่ไหน</w:t>
+        <w:t>• แบบฝึกปิดท้ายรายบุคคล (Reproduce a Figure) ที่แสดงกระบวนการทำงานครบวงจร ตั้งแต่ไฟล์ดิบจนถึงกราฟที่สื่อสารได้</w:t>
       </w:r>
     </w:p>
     <w:p>
@@ -2435,6 +2346,20 @@
           <w:szCs w:val="32"/>
         </w:rPr>
         <w:t>• แบบสอบถามประเมินความพึงพอใจและประสิทธิผลของหลักสูตร</w:t>
+      </w:r>
+    </w:p>
+    <w:p>
+      <w:pPr>
+        <w:spacing w:after="120" w:before="0"/>
+      </w:pPr>
+      <w:r>
+        <w:rPr>
+          <w:rFonts w:ascii="TH Sarabun New" w:hAnsi="TH Sarabun New" w:cs="TH Sarabun New"/>
+          <w:b w:val="0"/>
+          <w:sz w:val="32"/>
+          <w:szCs w:val="32"/>
+        </w:rPr>
+        <w:t>หมายเหตุ: แบบทดสอบก่อนและหลังการอบรม (Pre-test / Post-test) ใช้ชุดคำถามชุดเดียวกัน เพื่อวัดการเปลี่ยนแปลงของความรู้ในหัวข้อเดียวกัน และแบบสอบถามประเมินความพึงพอใจมีไฟล์สำรองเตรียมไว้ในที่จัดเก็บของหลักสูตร (โฟลเดอร์ assessments/) กรณีหน่วยงานเจ้าภาพไม่มีฟอร์มของตนเอง</w:t>
       </w:r>
     </w:p>
     <w:p>
